--- a/plantillas/Plantilla_B_Protocolo_AntiAcoso_GranEmpresa.docx
+++ b/plantillas/Plantilla_B_Protocolo_AntiAcoso_GranEmpresa.docx
@@ -41,12 +41,13 @@
           <w:color w:val="000000"/>
           <w:sz w:val="22"/>
         </w:rPr>
-        <w:t>El Anexo A contiene el texto completo válido para cualquier empresa. Este anexo detalla las adaptaciones necesarias para organizaciones grandes, grupos de empresas y estructuras con varios centros. No sustituye al Anexo A: lo completa. La versión Word editable de ambas plantillas se descarga desde el QR.</w:t>
+        <w:t>El Anexo A contiene el texto completo válido para cualquier empresa. Este anexo detalla las adaptaciones necesarias para organizaciones grandes, grupos de empresas y estructuras con varios centros. No sustituye al Anexo A: lo completa. Las plantillas editables están disponibles mediante el enlace al repositorio al final del libro.</w:t>
       </w:r>
     </w:p>
     <w:p>
       <w:pPr>
-        <w:spacing w:before="160" w:after="80"/>
+        <w:spacing w:before="240" w:after="120"/>
+        <w:keepNext/>
       </w:pPr>
       <w:r>
         <w:rPr>
@@ -86,21 +87,17 @@
         <w:rPr>
           <w:rFonts w:ascii="Calibri" w:hAnsi="Calibri" w:cs="Calibri"/>
           <w:b/>
-          <w:i w:val="0"/>
-          <w:color w:val="000000"/>
           <w:sz w:val="22"/>
         </w:rPr>
-        <w:t>Coordinación obligatoria con otros sistemas.</w:t>
+        <w:t xml:space="preserve">Coordinación con otros instrumentos.</w:t>
       </w:r>
       <w:r>
         <w:rPr>
           <w:rFonts w:ascii="Calibri" w:hAnsi="Calibri" w:cs="Calibri"/>
           <w:b w:val="0"/>
-          <w:i w:val="0"/>
-          <w:color w:val="000000"/>
           <w:sz w:val="22"/>
         </w:rPr>
-        <w:t xml:space="preserve"> En la gran empresa el protocolo convive con: el plan de igualdad (que contiene su propio protocolo de acoso sexual y por razón de sexo), el canal interno de la Ley 2/2023, el servicio de prevención (propio o ajeno) y, cada vez más, la política de compliance del grupo. El protocolo debe contener un artículo expreso de coordinación: qué instrumento prevalece, quién deriva a quién y en qué plazos. La ausencia de ese artículo es la causa del 80% de los conflictos internos de competencia que luego se exhiben en los juicios.</w:t>
+        <w:t xml:space="preserve"> El protocolo debe coordinarse con el plan de igualdad —cuando sea obligatorio— y sus medidas frente al acoso sexual y por razón de sexo, así como con el canal interno y el servicio de prevención.</w:t>
       </w:r>
     </w:p>
     <w:p>
@@ -149,7 +146,8 @@
     </w:p>
     <w:p>
       <w:pPr>
-        <w:spacing w:before="160" w:after="80"/>
+        <w:spacing w:before="240" w:after="120"/>
+        <w:keepNext/>
       </w:pPr>
       <w:r>
         <w:rPr>
@@ -181,7 +179,7 @@
           <w:color w:val="000000"/>
           <w:sz w:val="22"/>
         </w:rPr>
-        <w:t xml:space="preserve"> Las denuncias de acoso se tramitarán por el presente protocolo. Las que entren por el canal interno de la Ley 2/2023 se derivarán a la comisión competente en 48 horas, manteniéndose todas las garantías de protección del informante. Las denuncias de acoso sexual y por razón de sexo se tramitarán por el procedimiento del plan de igualdad cuando éste prevea un cauce específico, sin perjuicio de la aplicación supletoria de este protocolo.</w:t>
+        <w:t xml:space="preserve"> Las denuncias de acoso se tramitarán por el presente protocolo. Las que entren por el canal interno de la Ley 2/2023 se derivarán a la comisión competente en 48 horas, manteniéndose todas las garantías de protección del informante. Las denuncias de acoso sexual y por razón de sexo se tramitarán por el procedimiento del plan de igualdad cuando este prevea un cauce específico, sin perjuicio de la aplicación supletoria de este protocolo.</w:t>
       </w:r>
     </w:p>
     <w:p>
@@ -230,7 +228,8 @@
     </w:p>
     <w:p>
       <w:pPr>
-        <w:spacing w:before="160" w:after="80"/>
+        <w:spacing w:before="240" w:after="120"/>
+        <w:keepNext/>
       </w:pPr>
       <w:r>
         <w:rPr>
@@ -245,7 +244,7 @@
     </w:p>
     <w:p>
       <w:pPr>
-        <w:spacing w:after="60"/>
+        <w:spacing w:after="80"/>
         <w:ind w:left="360"/>
       </w:pPr>
       <w:r>
@@ -271,7 +270,7 @@
     </w:p>
     <w:p>
       <w:pPr>
-        <w:spacing w:after="60"/>
+        <w:spacing w:after="80"/>
         <w:ind w:left="360"/>
       </w:pPr>
       <w:r>
@@ -297,7 +296,7 @@
     </w:p>
     <w:p>
       <w:pPr>
-        <w:spacing w:after="60"/>
+        <w:spacing w:after="80"/>
         <w:ind w:left="360"/>
       </w:pPr>
       <w:r>
@@ -323,7 +322,7 @@
     </w:p>
     <w:p>
       <w:pPr>
-        <w:spacing w:after="60"/>
+        <w:spacing w:after="80"/>
         <w:ind w:left="360"/>
       </w:pPr>
       <w:r>
@@ -349,7 +348,7 @@
     </w:p>
     <w:p>
       <w:pPr>
-        <w:spacing w:after="60"/>
+        <w:spacing w:after="80"/>
         <w:ind w:left="360"/>
       </w:pPr>
       <w:r>
@@ -375,7 +374,7 @@
     </w:p>
     <w:p>
       <w:pPr>
-        <w:spacing w:after="60"/>
+        <w:spacing w:after="80"/>
         <w:ind w:left="360"/>
       </w:pPr>
       <w:r>
@@ -401,7 +400,7 @@
     </w:p>
     <w:p>
       <w:pPr>
-        <w:spacing w:after="60"/>
+        <w:spacing w:after="80"/>
         <w:ind w:left="360"/>
       </w:pPr>
       <w:r>
@@ -427,7 +426,7 @@
     </w:p>
     <w:p>
       <w:pPr>
-        <w:spacing w:after="60"/>
+        <w:spacing w:after="80"/>
         <w:ind w:left="360"/>
       </w:pPr>
       <w:r>
